--- a/(e)CRF/Per protocolnaam/43_InterviewGuideManager.docx
+++ b/(e)CRF/Per protocolnaam/43_InterviewGuideManager.docx
@@ -33,7 +33,7 @@
           <w:szCs w:val="28"/>
           <w:lang w:val="nl-BE"/>
         </w:rPr>
-        <w:t xml:space="preserve">Appendix 43 Interview Guide </w:t>
+        <w:t>eCRF Document 43: InterviewGuideManager</w:t>
       </w:r>
       <w:r>
         <w:rPr>
@@ -44,7 +44,6 @@
           <w:szCs w:val="28"/>
           <w:lang w:val="nl-BE"/>
         </w:rPr>
-        <w:t>Management</w:t>
       </w:r>
     </w:p>
     <w:p>
